--- a/informe/GUION_DEFENSA_HappyPaws.docx
+++ b/informe/GUION_DEFENSA_HappyPaws.docx
@@ -807,6 +807,66 @@
           <w:color w:val="555555"/>
           <w:sz w:val="22"/>
         </w:rPr>
+        <w:t>/</w:t>
+      </w:r>
+      <w:r>
+        <w:rPr>
+          <w:rFonts w:ascii="Consolas" w:hAnsi="Consolas"/>
+          <w:i/>
+          <w:color w:val="555555"/>
+          <w:sz w:val="22"/>
+          <w:rFonts w:ascii="Consolas" w:hAnsi="Consolas"/>
+          <w:shd w:val="clear" w:color="auto" w:fill="F4F4F4"/>
+        </w:rPr>
+        <w:t>Conejo</w:t>
+      </w:r>
+      <w:r>
+        <w:rPr>
+          <w:rFonts w:ascii="Calibri" w:hAnsi="Calibri"/>
+          <w:i/>
+          <w:color w:val="555555"/>
+          <w:sz w:val="22"/>
+        </w:rPr>
+        <w:t>/</w:t>
+      </w:r>
+      <w:r>
+        <w:rPr>
+          <w:rFonts w:ascii="Consolas" w:hAnsi="Consolas"/>
+          <w:i/>
+          <w:color w:val="555555"/>
+          <w:sz w:val="22"/>
+          <w:rFonts w:ascii="Consolas" w:hAnsi="Consolas"/>
+          <w:shd w:val="clear" w:color="auto" w:fill="F4F4F4"/>
+        </w:rPr>
+        <w:t>Loro</w:t>
+      </w:r>
+      <w:r>
+        <w:rPr>
+          <w:rFonts w:ascii="Calibri" w:hAnsi="Calibri"/>
+          <w:i/>
+          <w:color w:val="555555"/>
+          <w:sz w:val="22"/>
+        </w:rPr>
+        <w:t>/</w:t>
+      </w:r>
+      <w:r>
+        <w:rPr>
+          <w:rFonts w:ascii="Consolas" w:hAnsi="Consolas"/>
+          <w:i/>
+          <w:color w:val="555555"/>
+          <w:sz w:val="22"/>
+          <w:rFonts w:ascii="Consolas" w:hAnsi="Consolas"/>
+          <w:shd w:val="clear" w:color="auto" w:fill="F4F4F4"/>
+        </w:rPr>
+        <w:t>Tortuga</w:t>
+      </w:r>
+      <w:r>
+        <w:rPr>
+          <w:rFonts w:ascii="Calibri" w:hAnsi="Calibri"/>
+          <w:i/>
+          <w:color w:val="555555"/>
+          <w:sz w:val="22"/>
+        </w:rPr>
         <w:t xml:space="preserve"> y </w:t>
       </w:r>
       <w:r>
@@ -1295,6 +1355,46 @@
           <w:color w:val="555555"/>
           <w:sz w:val="22"/>
         </w:rPr>
+        <w:t xml:space="preserve">; en </w:t>
+      </w:r>
+      <w:r>
+        <w:rPr>
+          <w:rFonts w:ascii="Consolas" w:hAnsi="Consolas"/>
+          <w:i/>
+          <w:color w:val="555555"/>
+          <w:sz w:val="22"/>
+          <w:rFonts w:ascii="Consolas" w:hAnsi="Consolas"/>
+          <w:shd w:val="clear" w:color="auto" w:fill="F4F4F4"/>
+        </w:rPr>
+        <w:t>Conejo</w:t>
+      </w:r>
+      <w:r>
+        <w:rPr>
+          <w:rFonts w:ascii="Calibri" w:hAnsi="Calibri"/>
+          <w:i/>
+          <w:color w:val="555555"/>
+          <w:sz w:val="22"/>
+        </w:rPr>
+        <w:t xml:space="preserve">, </w:t>
+      </w:r>
+      <w:r>
+        <w:rPr>
+          <w:rFonts w:ascii="Consolas" w:hAnsi="Consolas"/>
+          <w:i/>
+          <w:color w:val="555555"/>
+          <w:sz w:val="22"/>
+          <w:rFonts w:ascii="Consolas" w:hAnsi="Consolas"/>
+          <w:shd w:val="clear" w:color="auto" w:fill="F4F4F4"/>
+        </w:rPr>
+        <w:t>HERBIBORO</w:t>
+      </w:r>
+      <w:r>
+        <w:rPr>
+          <w:rFonts w:ascii="Calibri" w:hAnsi="Calibri"/>
+          <w:i/>
+          <w:color w:val="555555"/>
+          <w:sz w:val="22"/>
+        </w:rPr>
         <w:t>. Esto demuestra polimorfismo dinámico real: el llamador no necesita saber el tipo concreto."”</w:t>
       </w:r>
     </w:p>
@@ -1308,7 +1408,7 @@
           <w:i/>
           <w:sz w:val="22"/>
         </w:rPr>
-        <w:t>(Si la profe pregunta, abrir `Animal.java` y mostrar el override en `Perro.java` y `Gato.java`.)</w:t>
+        <w:t>(Si la profe pregunta, abrir `Animal.java` y mostrar el override en `Perro.java`, `Gato.java`, `Conejo.java`, etc.)</w:t>
       </w:r>
     </w:p>
     <w:p>
@@ -1716,6 +1816,66 @@
           <w:color w:val="555555"/>
           <w:sz w:val="22"/>
         </w:rPr>
+        <w:t xml:space="preserve">, </w:t>
+      </w:r>
+      <w:r>
+        <w:rPr>
+          <w:rFonts w:ascii="Consolas" w:hAnsi="Consolas"/>
+          <w:i/>
+          <w:color w:val="555555"/>
+          <w:sz w:val="22"/>
+          <w:rFonts w:ascii="Consolas" w:hAnsi="Consolas"/>
+          <w:shd w:val="clear" w:color="auto" w:fill="F4F4F4"/>
+        </w:rPr>
+        <w:t>Conejo</w:t>
+      </w:r>
+      <w:r>
+        <w:rPr>
+          <w:rFonts w:ascii="Calibri" w:hAnsi="Calibri"/>
+          <w:i/>
+          <w:color w:val="555555"/>
+          <w:sz w:val="22"/>
+        </w:rPr>
+        <w:t xml:space="preserve">, </w:t>
+      </w:r>
+      <w:r>
+        <w:rPr>
+          <w:rFonts w:ascii="Consolas" w:hAnsi="Consolas"/>
+          <w:i/>
+          <w:color w:val="555555"/>
+          <w:sz w:val="22"/>
+          <w:rFonts w:ascii="Consolas" w:hAnsi="Consolas"/>
+          <w:shd w:val="clear" w:color="auto" w:fill="F4F4F4"/>
+        </w:rPr>
+        <w:t>Loro</w:t>
+      </w:r>
+      <w:r>
+        <w:rPr>
+          <w:rFonts w:ascii="Calibri" w:hAnsi="Calibri"/>
+          <w:i/>
+          <w:color w:val="555555"/>
+          <w:sz w:val="22"/>
+        </w:rPr>
+        <w:t xml:space="preserve">, </w:t>
+      </w:r>
+      <w:r>
+        <w:rPr>
+          <w:rFonts w:ascii="Consolas" w:hAnsi="Consolas"/>
+          <w:i/>
+          <w:color w:val="555555"/>
+          <w:sz w:val="22"/>
+          <w:rFonts w:ascii="Consolas" w:hAnsi="Consolas"/>
+          <w:shd w:val="clear" w:color="auto" w:fill="F4F4F4"/>
+        </w:rPr>
+        <w:t>Tortuga</w:t>
+      </w:r>
+      <w:r>
+        <w:rPr>
+          <w:rFonts w:ascii="Calibri" w:hAnsi="Calibri"/>
+          <w:i/>
+          <w:color w:val="555555"/>
+          <w:sz w:val="22"/>
+        </w:rPr>
         <w:t xml:space="preserve"> y </w:t>
       </w:r>
       <w:r>
@@ -1824,6 +1984,279 @@
           <w:sz w:val="22"/>
         </w:rPr>
         <w:t xml:space="preserve"> y delega en él la consulta de los datos — nombre del paciente, del responsable, del veterinario, del tipo de atención. Cero duplicación de datos, exactamente como pide la cátedra."”</w:t>
+      </w:r>
+    </w:p>
+    <w:p>
+      <w:pPr>
+        <w:pStyle w:val="Heading3"/>
+      </w:pPr>
+      <w:r>
+        <w:rPr>
+          <w:rFonts w:ascii="Calibri" w:hAnsi="Calibri"/>
+          <w:b/>
+          <w:color w:val="1E293B"/>
+          <w:sz w:val="24"/>
+        </w:rPr>
+        <w:t>3.5 Patrones creacionales: Factory y Builder (1 min)</w:t>
+      </w:r>
+    </w:p>
+    <w:p>
+      <w:pPr>
+        <w:ind w:left="340" w:right="340"/>
+      </w:pPr>
+      <w:r>
+        <w:rPr>
+          <w:rFonts w:ascii="Calibri" w:hAnsi="Calibri"/>
+          <w:i/>
+          <w:color w:val="555555"/>
+          <w:sz w:val="22"/>
+        </w:rPr>
+        <w:t xml:space="preserve">“"Para desacoplar la creación de animales implementamos dos patrones creacionales en el paquete </w:t>
+      </w:r>
+      <w:r>
+        <w:rPr>
+          <w:rFonts w:ascii="Consolas" w:hAnsi="Consolas"/>
+          <w:i/>
+          <w:color w:val="555555"/>
+          <w:sz w:val="22"/>
+          <w:rFonts w:ascii="Consolas" w:hAnsi="Consolas"/>
+          <w:shd w:val="clear" w:color="auto" w:fill="F4F4F4"/>
+        </w:rPr>
+        <w:t>fabrica/</w:t>
+      </w:r>
+      <w:r>
+        <w:rPr>
+          <w:rFonts w:ascii="Calibri" w:hAnsi="Calibri"/>
+          <w:i/>
+          <w:color w:val="555555"/>
+          <w:sz w:val="22"/>
+        </w:rPr>
+        <w:t>:”</w:t>
+      </w:r>
+    </w:p>
+    <w:p>
+      <w:pPr>
+        <w:ind w:left="340" w:right="340"/>
+      </w:pPr>
+      <w:r>
+        <w:rPr>
+          <w:rFonts w:ascii="Calibri" w:hAnsi="Calibri"/>
+          <w:i/>
+          <w:color w:val="555555"/>
+          <w:sz w:val="22"/>
+        </w:rPr>
+        <w:t xml:space="preserve">“- </w:t>
+      </w:r>
+      <w:r>
+        <w:rPr>
+          <w:rFonts w:ascii="Calibri" w:hAnsi="Calibri"/>
+          <w:b/>
+          <w:i/>
+          <w:color w:val="555555"/>
+          <w:sz w:val="22"/>
+        </w:rPr>
+        <w:t>Factory</w:t>
+      </w:r>
+      <w:r>
+        <w:rPr>
+          <w:rFonts w:ascii="Calibri" w:hAnsi="Calibri"/>
+          <w:i/>
+          <w:color w:val="555555"/>
+          <w:sz w:val="22"/>
+        </w:rPr>
+        <w:t xml:space="preserve"> (</w:t>
+      </w:r>
+      <w:r>
+        <w:rPr>
+          <w:rFonts w:ascii="Consolas" w:hAnsi="Consolas"/>
+          <w:i/>
+          <w:color w:val="555555"/>
+          <w:sz w:val="22"/>
+          <w:rFonts w:ascii="Consolas" w:hAnsi="Consolas"/>
+          <w:shd w:val="clear" w:color="auto" w:fill="F4F4F4"/>
+        </w:rPr>
+        <w:t>FabricaAnimalMap</w:t>
+      </w:r>
+      <w:r>
+        <w:rPr>
+          <w:rFonts w:ascii="Calibri" w:hAnsi="Calibri"/>
+          <w:i/>
+          <w:color w:val="555555"/>
+          <w:sz w:val="22"/>
+        </w:rPr>
+        <w:t xml:space="preserve">): centraliza la instanciación de las especies. En vez de un </w:t>
+      </w:r>
+      <w:r>
+        <w:rPr>
+          <w:rFonts w:ascii="Consolas" w:hAnsi="Consolas"/>
+          <w:i/>
+          <w:color w:val="555555"/>
+          <w:sz w:val="22"/>
+          <w:rFonts w:ascii="Consolas" w:hAnsi="Consolas"/>
+          <w:shd w:val="clear" w:color="auto" w:fill="F4F4F4"/>
+        </w:rPr>
+        <w:t>switch</w:t>
+      </w:r>
+      <w:r>
+        <w:rPr>
+          <w:rFonts w:ascii="Calibri" w:hAnsi="Calibri"/>
+          <w:i/>
+          <w:color w:val="555555"/>
+          <w:sz w:val="22"/>
+        </w:rPr>
+        <w:t xml:space="preserve"> rígido, usa un registro </w:t>
+      </w:r>
+      <w:r>
+        <w:rPr>
+          <w:rFonts w:ascii="Consolas" w:hAnsi="Consolas"/>
+          <w:i/>
+          <w:color w:val="555555"/>
+          <w:sz w:val="22"/>
+          <w:rFonts w:ascii="Consolas" w:hAnsi="Consolas"/>
+          <w:shd w:val="clear" w:color="auto" w:fill="F4F4F4"/>
+        </w:rPr>
+        <w:t>Map&lt;String, Class&lt;? extends Animal&gt;&gt;</w:t>
+      </w:r>
+      <w:r>
+        <w:rPr>
+          <w:rFonts w:ascii="Calibri" w:hAnsi="Calibri"/>
+          <w:i/>
+          <w:color w:val="555555"/>
+          <w:sz w:val="22"/>
+        </w:rPr>
+        <w:t xml:space="preserve"> y reflexión, así sumar una especie nueva no obliga a tocar la fábrica.”</w:t>
+      </w:r>
+    </w:p>
+    <w:p>
+      <w:pPr>
+        <w:ind w:left="340" w:right="340"/>
+      </w:pPr>
+      <w:r>
+        <w:rPr>
+          <w:rFonts w:ascii="Calibri" w:hAnsi="Calibri"/>
+          <w:i/>
+          <w:color w:val="555555"/>
+          <w:sz w:val="22"/>
+        </w:rPr>
+        <w:t xml:space="preserve">“- </w:t>
+      </w:r>
+      <w:r>
+        <w:rPr>
+          <w:rFonts w:ascii="Calibri" w:hAnsi="Calibri"/>
+          <w:b/>
+          <w:i/>
+          <w:color w:val="555555"/>
+          <w:sz w:val="22"/>
+        </w:rPr>
+        <w:t>Builder</w:t>
+      </w:r>
+      <w:r>
+        <w:rPr>
+          <w:rFonts w:ascii="Calibri" w:hAnsi="Calibri"/>
+          <w:i/>
+          <w:color w:val="555555"/>
+          <w:sz w:val="22"/>
+        </w:rPr>
+        <w:t xml:space="preserve"> (</w:t>
+      </w:r>
+      <w:r>
+        <w:rPr>
+          <w:rFonts w:ascii="Consolas" w:hAnsi="Consolas"/>
+          <w:i/>
+          <w:color w:val="555555"/>
+          <w:sz w:val="22"/>
+          <w:rFonts w:ascii="Consolas" w:hAnsi="Consolas"/>
+          <w:shd w:val="clear" w:color="auto" w:fill="F4F4F4"/>
+        </w:rPr>
+        <w:t>ConstructorAnimal</w:t>
+      </w:r>
+      <w:r>
+        <w:rPr>
+          <w:rFonts w:ascii="Calibri" w:hAnsi="Calibri"/>
+          <w:i/>
+          <w:color w:val="555555"/>
+          <w:sz w:val="22"/>
+        </w:rPr>
+        <w:t xml:space="preserve">): una API fluida para construir el animal paso a paso — </w:t>
+      </w:r>
+      <w:r>
+        <w:rPr>
+          <w:rFonts w:ascii="Consolas" w:hAnsi="Consolas"/>
+          <w:i/>
+          <w:color w:val="555555"/>
+          <w:sz w:val="22"/>
+          <w:rFonts w:ascii="Consolas" w:hAnsi="Consolas"/>
+          <w:shd w:val="clear" w:color="auto" w:fill="F4F4F4"/>
+        </w:rPr>
+        <w:t>new ConstructorAnimal("perro").conNombre("Bobby").conPeso(12.5f)...construir()</w:t>
+      </w:r>
+      <w:r>
+        <w:rPr>
+          <w:rFonts w:ascii="Calibri" w:hAnsi="Calibri"/>
+          <w:i/>
+          <w:color w:val="555555"/>
+          <w:sz w:val="22"/>
+        </w:rPr>
+        <w:t xml:space="preserve"> — que delega la instanciación final en el Factory.”</w:t>
+      </w:r>
+    </w:p>
+    <w:p>
+      <w:pPr>
+        <w:ind w:firstLine="283"/>
+      </w:pPr>
+      <w:r>
+        <w:rPr>
+          <w:rFonts w:ascii="Calibri" w:hAnsi="Calibri"/>
+          <w:sz w:val="22"/>
+        </w:rPr>
+        <w:t>&gt;</w:t>
+      </w:r>
+    </w:p>
+    <w:p>
+      <w:pPr>
+        <w:ind w:left="340" w:right="340"/>
+      </w:pPr>
+      <w:r>
+        <w:rPr>
+          <w:rFonts w:ascii="Calibri" w:hAnsi="Calibri"/>
+          <w:i/>
+          <w:color w:val="555555"/>
+          <w:sz w:val="22"/>
+        </w:rPr>
+        <w:t xml:space="preserve">“Ambos se usan de verdad en el alta de mascotas, en </w:t>
+      </w:r>
+      <w:r>
+        <w:rPr>
+          <w:rFonts w:ascii="Consolas" w:hAnsi="Consolas"/>
+          <w:i/>
+          <w:color w:val="555555"/>
+          <w:sz w:val="22"/>
+          <w:rFonts w:ascii="Consolas" w:hAnsi="Consolas"/>
+          <w:shd w:val="clear" w:color="auto" w:fill="F4F4F4"/>
+        </w:rPr>
+        <w:t>DialogoEditarPaciente</w:t>
+      </w:r>
+      <w:r>
+        <w:rPr>
+          <w:rFonts w:ascii="Calibri" w:hAnsi="Calibri"/>
+          <w:i/>
+          <w:color w:val="555555"/>
+          <w:sz w:val="22"/>
+        </w:rPr>
+        <w:t>."”</w:t>
+      </w:r>
+    </w:p>
+    <w:p>
+      <w:pPr>
+        <w:ind w:firstLine="283"/>
+      </w:pPr>
+      <w:r>
+        <w:rPr>
+          <w:rFonts w:ascii="Calibri" w:hAnsi="Calibri"/>
+          <w:i/>
+          <w:sz w:val="22"/>
+        </w:rPr>
+        <w:t>(Si preguntan, abrir `fabrica/FabricaAnimalMap.java` y `fabrica/ConstructorAnimal.java`.)</w:t>
       </w:r>
     </w:p>
     <w:p>
@@ -2199,7 +2632,7 @@
           <w:color w:val="555555"/>
           <w:sz w:val="22"/>
         </w:rPr>
-        <w:t xml:space="preserve">“"Desarrollamos una suite de 59 pruebas integrales automatizadas en </w:t>
+        <w:t xml:space="preserve">“"Desarrollamos una suite de 62 pruebas integrales automatizadas en </w:t>
       </w:r>
       <w:r>
         <w:rPr>
@@ -2257,7 +2690,7 @@
           <w:color w:val="555555"/>
           <w:sz w:val="22"/>
         </w:rPr>
-        <w:t xml:space="preserve"> claro. Las pruebas se dividen en 10 secciones:"”</w:t>
+        <w:t xml:space="preserve"> claro. Las pruebas se dividen en 11 secciones:"”</w:t>
       </w:r>
     </w:p>
     <w:p>
@@ -2394,7 +2827,18 @@
                 <w:sz w:val="18"/>
                 <w:rFonts w:ascii="Consolas" w:hAnsi="Consolas"/>
               </w:rPr>
-              <w:t>Sección 10: Cierre de sesión                       2/2 ✓</w:t>
+              <w:t>Sección 10: Presentación de combos                 3/3 ✓</w:t>
+            </w:r>
+            <w:r>
+              <w:br/>
+            </w:r>
+            <w:r>
+              <w:rPr>
+                <w:rFonts w:ascii="Consolas" w:hAnsi="Consolas"/>
+                <w:sz w:val="18"/>
+                <w:rFonts w:ascii="Consolas" w:hAnsi="Consolas"/>
+              </w:rPr>
+              <w:t>Sección 11: Cierre de sesión                       2/2 ✓</w:t>
             </w:r>
             <w:r>
               <w:br/>
@@ -2416,7 +2860,7 @@
                 <w:sz w:val="18"/>
                 <w:rFonts w:ascii="Consolas" w:hAnsi="Consolas"/>
               </w:rPr>
-              <w:t>Resultado: 59 pasadas, 0 fallidas</w:t>
+              <w:t>Resultado: 62 pasadas, 0 fallidas</w:t>
             </w:r>
           </w:p>
         </w:tc>
@@ -2461,7 +2905,7 @@
           <w:color w:val="555555"/>
           <w:sz w:val="22"/>
         </w:rPr>
-        <w:t xml:space="preserve">“"Para cerrar: aplicamos los cinco pilares de POO con casos reales, no con ejemplos de libros. Separamos MVC con un Singleton como punto único de coordinación. Tenemos UML en cuatro formatos, 59 pruebas que pasan y un sistema con datos seed realistas — no es un </w:t>
+        <w:t xml:space="preserve">“"Para cerrar: aplicamos los cinco pilares de POO con casos reales, no con ejemplos de libros. Separamos MVC con un Singleton como punto único de coordinación. Tenemos UML en cuatro formatos, 62 pruebas que pasan y un sistema con datos seed realistas — no es un </w:t>
       </w:r>
       <w:r>
         <w:rPr>
@@ -2756,6 +3200,212 @@
           <w:sz w:val="22"/>
         </w:rPr>
         <w:t xml:space="preserve"> para obtener los datos (Turno, Animal, Responsable, Veterinario) — no duplica atributos. Pueden verificarlo en el código.”</w:t>
+      </w:r>
+    </w:p>
+    <w:p>
+      <w:pPr>
+        <w:pStyle w:val="Heading3"/>
+      </w:pPr>
+      <w:r>
+        <w:rPr>
+          <w:rFonts w:ascii="Calibri" w:hAnsi="Calibri"/>
+          <w:b/>
+          <w:color w:val="1E293B"/>
+          <w:sz w:val="24"/>
+        </w:rPr>
+        <w:t>"¿Implementaron algún patrón de diseño además de MVC y Singleton?"</w:t>
+      </w:r>
+    </w:p>
+    <w:p>
+      <w:pPr>
+        <w:ind w:left="340" w:right="340"/>
+      </w:pPr>
+      <w:r>
+        <w:rPr>
+          <w:rFonts w:ascii="Calibri" w:hAnsi="Calibri"/>
+          <w:i/>
+          <w:color w:val="555555"/>
+          <w:sz w:val="22"/>
+        </w:rPr>
+        <w:t xml:space="preserve">“Sí, dos patrones creacionales en el paquete </w:t>
+      </w:r>
+      <w:r>
+        <w:rPr>
+          <w:rFonts w:ascii="Consolas" w:hAnsi="Consolas"/>
+          <w:i/>
+          <w:color w:val="555555"/>
+          <w:sz w:val="22"/>
+          <w:rFonts w:ascii="Consolas" w:hAnsi="Consolas"/>
+          <w:shd w:val="clear" w:color="auto" w:fill="F4F4F4"/>
+        </w:rPr>
+        <w:t>fabrica/</w:t>
+      </w:r>
+      <w:r>
+        <w:rPr>
+          <w:rFonts w:ascii="Calibri" w:hAnsi="Calibri"/>
+          <w:i/>
+          <w:color w:val="555555"/>
+          <w:sz w:val="22"/>
+        </w:rPr>
+        <w:t xml:space="preserve">. Un </w:t>
+      </w:r>
+      <w:r>
+        <w:rPr>
+          <w:rFonts w:ascii="Calibri" w:hAnsi="Calibri"/>
+          <w:b/>
+          <w:i/>
+          <w:color w:val="555555"/>
+          <w:sz w:val="22"/>
+        </w:rPr>
+        <w:t>Factory</w:t>
+      </w:r>
+      <w:r>
+        <w:rPr>
+          <w:rFonts w:ascii="Calibri" w:hAnsi="Calibri"/>
+          <w:i/>
+          <w:color w:val="555555"/>
+          <w:sz w:val="22"/>
+        </w:rPr>
+        <w:t xml:space="preserve"> (</w:t>
+      </w:r>
+      <w:r>
+        <w:rPr>
+          <w:rFonts w:ascii="Consolas" w:hAnsi="Consolas"/>
+          <w:i/>
+          <w:color w:val="555555"/>
+          <w:sz w:val="22"/>
+          <w:rFonts w:ascii="Consolas" w:hAnsi="Consolas"/>
+          <w:shd w:val="clear" w:color="auto" w:fill="F4F4F4"/>
+        </w:rPr>
+        <w:t>FabricaAnimalMap</w:t>
+      </w:r>
+      <w:r>
+        <w:rPr>
+          <w:rFonts w:ascii="Calibri" w:hAnsi="Calibri"/>
+          <w:i/>
+          <w:color w:val="555555"/>
+          <w:sz w:val="22"/>
+        </w:rPr>
+        <w:t xml:space="preserve">) que crea las especies de </w:t>
+      </w:r>
+      <w:r>
+        <w:rPr>
+          <w:rFonts w:ascii="Consolas" w:hAnsi="Consolas"/>
+          <w:i/>
+          <w:color w:val="555555"/>
+          <w:sz w:val="22"/>
+          <w:rFonts w:ascii="Consolas" w:hAnsi="Consolas"/>
+          <w:shd w:val="clear" w:color="auto" w:fill="F4F4F4"/>
+        </w:rPr>
+        <w:t>Animal</w:t>
+      </w:r>
+      <w:r>
+        <w:rPr>
+          <w:rFonts w:ascii="Calibri" w:hAnsi="Calibri"/>
+          <w:i/>
+          <w:color w:val="555555"/>
+          <w:sz w:val="22"/>
+        </w:rPr>
+        <w:t xml:space="preserve"> a partir de un registro dinámico (</w:t>
+      </w:r>
+      <w:r>
+        <w:rPr>
+          <w:rFonts w:ascii="Consolas" w:hAnsi="Consolas"/>
+          <w:i/>
+          <w:color w:val="555555"/>
+          <w:sz w:val="22"/>
+          <w:rFonts w:ascii="Consolas" w:hAnsi="Consolas"/>
+          <w:shd w:val="clear" w:color="auto" w:fill="F4F4F4"/>
+        </w:rPr>
+        <w:t>Map&lt;String, Class&gt;</w:t>
+      </w:r>
+      <w:r>
+        <w:rPr>
+          <w:rFonts w:ascii="Calibri" w:hAnsi="Calibri"/>
+          <w:i/>
+          <w:color w:val="555555"/>
+          <w:sz w:val="22"/>
+        </w:rPr>
+        <w:t xml:space="preserve">) con reflexión, en lugar de un </w:t>
+      </w:r>
+      <w:r>
+        <w:rPr>
+          <w:rFonts w:ascii="Consolas" w:hAnsi="Consolas"/>
+          <w:i/>
+          <w:color w:val="555555"/>
+          <w:sz w:val="22"/>
+          <w:rFonts w:ascii="Consolas" w:hAnsi="Consolas"/>
+          <w:shd w:val="clear" w:color="auto" w:fill="F4F4F4"/>
+        </w:rPr>
+        <w:t>switch</w:t>
+      </w:r>
+      <w:r>
+        <w:rPr>
+          <w:rFonts w:ascii="Calibri" w:hAnsi="Calibri"/>
+          <w:i/>
+          <w:color w:val="555555"/>
+          <w:sz w:val="22"/>
+        </w:rPr>
+        <w:t xml:space="preserve"> rígido — agregar una especie no obliga a modificar la fábrica. Y un </w:t>
+      </w:r>
+      <w:r>
+        <w:rPr>
+          <w:rFonts w:ascii="Calibri" w:hAnsi="Calibri"/>
+          <w:b/>
+          <w:i/>
+          <w:color w:val="555555"/>
+          <w:sz w:val="22"/>
+        </w:rPr>
+        <w:t>Builder</w:t>
+      </w:r>
+      <w:r>
+        <w:rPr>
+          <w:rFonts w:ascii="Calibri" w:hAnsi="Calibri"/>
+          <w:i/>
+          <w:color w:val="555555"/>
+          <w:sz w:val="22"/>
+        </w:rPr>
+        <w:t xml:space="preserve"> (</w:t>
+      </w:r>
+      <w:r>
+        <w:rPr>
+          <w:rFonts w:ascii="Consolas" w:hAnsi="Consolas"/>
+          <w:i/>
+          <w:color w:val="555555"/>
+          <w:sz w:val="22"/>
+          <w:rFonts w:ascii="Consolas" w:hAnsi="Consolas"/>
+          <w:shd w:val="clear" w:color="auto" w:fill="F4F4F4"/>
+        </w:rPr>
+        <w:t>ConstructorAnimal</w:t>
+      </w:r>
+      <w:r>
+        <w:rPr>
+          <w:rFonts w:ascii="Calibri" w:hAnsi="Calibri"/>
+          <w:i/>
+          <w:color w:val="555555"/>
+          <w:sz w:val="22"/>
+        </w:rPr>
+        <w:t>) con API fluida que arma el animal paso a paso y delega la creación final en el Factory. Los dos se usan en el alta real de mascotas (</w:t>
+      </w:r>
+      <w:r>
+        <w:rPr>
+          <w:rFonts w:ascii="Consolas" w:hAnsi="Consolas"/>
+          <w:i/>
+          <w:color w:val="555555"/>
+          <w:sz w:val="22"/>
+          <w:rFonts w:ascii="Consolas" w:hAnsi="Consolas"/>
+          <w:shd w:val="clear" w:color="auto" w:fill="F4F4F4"/>
+        </w:rPr>
+        <w:t>DialogoEditarPaciente</w:t>
+      </w:r>
+      <w:r>
+        <w:rPr>
+          <w:rFonts w:ascii="Calibri" w:hAnsi="Calibri"/>
+          <w:i/>
+          <w:color w:val="555555"/>
+          <w:sz w:val="22"/>
+        </w:rPr>
+        <w:t>).”</w:t>
       </w:r>
     </w:p>
     <w:p>
@@ -3827,7 +4477,7 @@
           <w:rFonts w:ascii="Calibri" w:hAnsi="Calibri"/>
           <w:sz w:val="22"/>
         </w:rPr>
-        <w:t xml:space="preserve"> muestra 59/59</w:t>
+        <w:t xml:space="preserve"> muestra 62/62</w:t>
       </w:r>
     </w:p>
     <w:p>
